--- a/biblioteca/Estudo Dirigido 01.docx
+++ b/biblioteca/Estudo Dirigido 01.docx
@@ -232,7 +232,7 @@
           <w:lang w:eastAsia="pt-BR"/>
         </w:rPr>
         <w:pict w14:anchorId="4390B01C">
-          <v:rect id="_x0000_i1025" style="width:0;height:1.5pt" o:hralign="center" o:hrstd="t" o:hr="t" fillcolor="#a0a0a0" stroked="f"/>
+          <v:rect id="_x0000_i1027" style="width:0;height:1.5pt" o:hralign="center" o:hrstd="t" o:hr="t" fillcolor="#a0a0a0" stroked="f"/>
         </w:pict>
       </w:r>
     </w:p>
@@ -506,7 +506,7 @@
           <w:lang w:eastAsia="pt-BR"/>
         </w:rPr>
         <w:pict w14:anchorId="20C102FB">
-          <v:rect id="_x0000_i1036" style="width:0;height:1.5pt" o:hralign="center" o:bullet="t" o:hrstd="t" o:hr="t" fillcolor="#a0a0a0" stroked="f"/>
+          <v:rect id="_x0000_i1028" style="width:0;height:1.5pt" o:hralign="center" o:bullet="t" o:hrstd="t" o:hr="t" fillcolor="#a0a0a0" stroked="f"/>
         </w:pict>
       </w:r>
     </w:p>
@@ -814,7 +814,7 @@
           <w:lang w:eastAsia="pt-BR"/>
         </w:rPr>
         <w:pict w14:anchorId="279C24BC">
-          <v:rect id="_x0000_i1027" style="width:0;height:1.5pt" o:hralign="center" o:hrstd="t" o:hr="t" fillcolor="#a0a0a0" stroked="f"/>
+          <v:rect id="_x0000_i1029" style="width:0;height:1.5pt" o:hralign="center" o:hrstd="t" o:hr="t" fillcolor="#a0a0a0" stroked="f"/>
         </w:pict>
       </w:r>
     </w:p>
@@ -1382,7 +1382,7 @@
           <w:lang w:eastAsia="pt-BR"/>
         </w:rPr>
         <w:pict w14:anchorId="2C3A1A10">
-          <v:rect id="_x0000_i1028" style="width:0;height:1.5pt" o:hralign="center" o:hrstd="t" o:hr="t" fillcolor="#a0a0a0" stroked="f"/>
+          <v:rect id="_x0000_i1030" style="width:0;height:1.5pt" o:hralign="center" o:hrstd="t" o:hr="t" fillcolor="#a0a0a0" stroked="f"/>
         </w:pict>
       </w:r>
     </w:p>
@@ -1949,7 +1949,7 @@
           <w:lang w:eastAsia="pt-BR"/>
         </w:rPr>
         <w:pict w14:anchorId="4C06A284">
-          <v:rect id="_x0000_i1040" style="width:0;height:1.5pt" o:hralign="center" o:bullet="t" o:hrstd="t" o:hr="t" fillcolor="#a0a0a0" stroked="f"/>
+          <v:rect id="_x0000_i1031" style="width:0;height:1.5pt" o:hralign="center" o:bullet="t" o:hrstd="t" o:hr="t" fillcolor="#a0a0a0" stroked="f"/>
         </w:pict>
       </w:r>
     </w:p>
@@ -3005,7 +3005,7 @@
           <w:lang w:eastAsia="pt-BR"/>
         </w:rPr>
         <w:pict w14:anchorId="35957F77">
-          <v:rect id="_x0000_i1030" style="width:0;height:1.5pt" o:hralign="center" o:hrstd="t" o:hr="t" fillcolor="#a0a0a0" stroked="f"/>
+          <v:rect id="_x0000_i1032" style="width:0;height:1.5pt" o:hralign="center" o:hrstd="t" o:hr="t" fillcolor="#a0a0a0" stroked="f"/>
         </w:pict>
       </w:r>
     </w:p>
@@ -4602,7 +4602,7 @@
           <w:lang w:eastAsia="pt-BR"/>
         </w:rPr>
         <w:pict w14:anchorId="4347C615">
-          <v:rect id="_x0000_i1031" style="width:0;height:1.5pt" o:hralign="center" o:hrstd="t" o:hr="t" fillcolor="#a0a0a0" stroked="f"/>
+          <v:rect id="_x0000_i1033" style="width:0;height:1.5pt" o:hralign="center" o:hrstd="t" o:hr="t" fillcolor="#a0a0a0" stroked="f"/>
         </w:pict>
       </w:r>
     </w:p>
@@ -5041,7 +5041,7 @@
           <w:lang w:eastAsia="pt-BR"/>
         </w:rPr>
         <w:pict w14:anchorId="3386E2E7">
-          <v:rect id="_x0000_i1032" style="width:0;height:1.5pt" o:hralign="center" o:hrstd="t" o:hr="t" fillcolor="#a0a0a0" stroked="f"/>
+          <v:rect id="_x0000_i1034" style="width:0;height:1.5pt" o:hralign="center" o:hrstd="t" o:hr="t" fillcolor="#a0a0a0" stroked="f"/>
         </w:pict>
       </w:r>
     </w:p>
@@ -5140,7 +5140,82 @@
         <w:t>Este trabalho contribuiu significativamente para o aprimoramento do conhecimento em bancos de dados, reforçando a importância da integridade e da correta modelagem para o desenvolvimento de sistemas seguros e eficientes.</w:t>
       </w:r>
     </w:p>
-    <w:p/>
+    <w:p>
+      <w:pPr>
+        <w:tabs>
+          <w:tab w:val="left" w:pos="5736"/>
+        </w:tabs>
+        <w:rPr>
+          <w:sz w:val="24"/>
+          <w:szCs w:val="24"/>
+        </w:rPr>
+      </w:pPr>
+      <w:r>
+        <w:rPr>
+          <w:rFonts w:ascii="Arial" w:eastAsia="Times New Roman" w:hAnsi="Arial" w:cs="Arial"/>
+          <w:b/>
+          <w:bCs/>
+          <w:kern w:val="36"/>
+          <w:sz w:val="24"/>
+          <w:szCs w:val="24"/>
+          <w:lang w:eastAsia="pt-BR"/>
+        </w:rPr>
+        <w:t xml:space="preserve">Link do </w:t>
+      </w:r>
+      <w:proofErr w:type="spellStart"/>
+      <w:r>
+        <w:rPr>
+          <w:rFonts w:ascii="Arial" w:eastAsia="Times New Roman" w:hAnsi="Arial" w:cs="Arial"/>
+          <w:b/>
+          <w:bCs/>
+          <w:kern w:val="36"/>
+          <w:sz w:val="24"/>
+          <w:szCs w:val="24"/>
+          <w:lang w:eastAsia="pt-BR"/>
+        </w:rPr>
+        <w:t>Github</w:t>
+      </w:r>
+      <w:proofErr w:type="spellEnd"/>
+      <w:r>
+        <w:rPr>
+          <w:rFonts w:ascii="Arial" w:eastAsia="Times New Roman" w:hAnsi="Arial" w:cs="Arial"/>
+          <w:b/>
+          <w:bCs/>
+          <w:kern w:val="36"/>
+          <w:sz w:val="24"/>
+          <w:szCs w:val="24"/>
+          <w:lang w:eastAsia="pt-BR"/>
+        </w:rPr>
+        <w:t xml:space="preserve">: </w:t>
+      </w:r>
+      <w:hyperlink r:id="rId25" w:history="1">
+        <w:r>
+          <w:rPr>
+            <w:rStyle w:val="Hyperlink"/>
+            <w:rFonts w:ascii="Arial" w:eastAsia="Times New Roman" w:hAnsi="Arial" w:cs="Arial"/>
+            <w:b/>
+            <w:bCs/>
+            <w:kern w:val="36"/>
+            <w:sz w:val="24"/>
+            <w:szCs w:val="24"/>
+            <w:lang w:eastAsia="pt-BR"/>
+          </w:rPr>
+          <w:t>https://github.com/lucasribeiroti/banco-de-dados-biblioteca.git</w:t>
+        </w:r>
+      </w:hyperlink>
+      <w:r>
+        <w:rPr>
+          <w:rFonts w:ascii="Arial" w:eastAsia="Times New Roman" w:hAnsi="Arial" w:cs="Arial"/>
+          <w:b/>
+          <w:bCs/>
+          <w:kern w:val="36"/>
+          <w:sz w:val="24"/>
+          <w:szCs w:val="24"/>
+          <w:lang w:eastAsia="pt-BR"/>
+        </w:rPr>
+        <w:t xml:space="preserve"> </w:t>
+      </w:r>
+    </w:p>
     <w:sectPr>
       <w:pgSz w:w="11906" w:h="16838"/>
       <w:pgMar w:top="1417" w:right="1701" w:bottom="1417" w:left="1701" w:header="708" w:footer="708" w:gutter="0"/>
@@ -5155,12 +5230,12 @@
 <w:numbering xmlns:wpc="http://schemas.microsoft.com/office/word/2010/wordprocessingCanvas" xmlns:cx="http://schemas.microsoft.com/office/drawing/2014/chartex" xmlns:cx1="http://schemas.microsoft.com/office/drawing/2015/9/8/chartex" xmlns:cx2="http://schemas.microsoft.com/office/drawing/2015/10/21/chartex" xmlns:cx3="http://schemas.microsoft.com/office/drawing/2016/5/9/chartex" xmlns:cx4="http://schemas.microsoft.com/office/drawing/2016/5/10/chartex" xmlns:cx5="http://schemas.microsoft.com/office/drawing/2016/5/11/chartex" xmlns:cx6="http://schemas.microsoft.com/office/drawing/2016/5/12/chartex" xmlns:cx7="http://schemas.microsoft.com/office/drawing/2016/5/13/chartex" xmlns:cx8="http://schemas.microsoft.com/office/drawing/2016/5/14/chartex" xmlns:mc="http://schemas.openxmlformats.org/markup-compatibility/2006" xmlns:aink="http://schemas.microsoft.com/office/drawing/2016/ink" xmlns:am3d="http://schemas.microsoft.com/office/drawing/2017/model3d" xmlns:o="urn:schemas-microsoft-com:office:office" xmlns:r="http://schemas.openxmlformats.org/officeDocument/2006/relationships" xmlns:m="http://schemas.openxmlformats.org/officeDocument/2006/math" xmlns:v="urn:schemas-microsoft-com:vml" xmlns:wp14="http://schemas.microsoft.com/office/word/2010/wordprocessingDrawing" xmlns:wp="http://schemas.openxmlformats.org/drawingml/2006/wordprocessingDrawing" xmlns:w10="urn:schemas-microsoft-com:office:word" xmlns:w="http://schemas.openxmlformats.org/wordprocessingml/2006/main" xmlns:w14="http://schemas.microsoft.com/office/word/2010/wordml" xmlns:w15="http://schemas.microsoft.com/office/word/2012/wordml" xmlns:w16cex="http://schemas.microsoft.com/office/word/2018/wordml/cex" xmlns:w16cid="http://schemas.microsoft.com/office/word/2016/wordml/cid" xmlns:w16="http://schemas.microsoft.com/office/word/2018/wordml" xmlns:w16sdtdh="http://schemas.microsoft.com/office/word/2020/wordml/sdtdatahash" xmlns:w16se="http://schemas.microsoft.com/office/word/2015/wordml/symex" xmlns:wpg="http://schemas.microsoft.com/office/word/2010/wordprocessingGroup" xmlns:wpi="http://schemas.microsoft.com/office/word/2010/wordprocessingInk" xmlns:wne="http://schemas.microsoft.com/office/word/2006/wordml" xmlns:wps="http://schemas.microsoft.com/office/word/2010/wordprocessingShape" mc:Ignorable="w14 w15 w16se w16cid w16 w16cex w16sdtdh wp14">
   <w:numPicBullet w:numPicBulletId="0">
     <w:pict>
-      <v:rect id="_x0000_i1133" style="width:0;height:1.5pt" o:hralign="center" o:bullet="t" o:hrstd="t" o:hr="t" fillcolor="#a0a0a0" stroked="f"/>
+      <v:rect id="_x0000_i1102" style="width:0;height:1.5pt" o:hralign="center" o:bullet="t" o:hrstd="t" o:hr="t" fillcolor="#a0a0a0" stroked="f"/>
     </w:pict>
   </w:numPicBullet>
   <w:numPicBullet w:numPicBulletId="1">
     <w:pict>
-      <v:rect id="_x0000_i1134" style="width:0;height:1.5pt" o:hralign="center" o:bullet="t" o:hrstd="t" o:hr="t" fillcolor="#a0a0a0" stroked="f"/>
+      <v:rect id="_x0000_i1103" style="width:0;height:1.5pt" o:hralign="center" o:bullet="t" o:hrstd="t" o:hr="t" fillcolor="#a0a0a0" stroked="f"/>
     </w:pict>
   </w:numPicBullet>
   <w:abstractNum w:abstractNumId="0" w15:restartNumberingAfterBreak="0">
@@ -7031,6 +7106,29 @@
       </w:tblBorders>
     </w:tblPr>
   </w:style>
+  <w:style w:type="character" w:styleId="Hyperlink">
+    <w:name w:val="Hyperlink"/>
+    <w:basedOn w:val="Fontepargpadro"/>
+    <w:uiPriority w:val="99"/>
+    <w:unhideWhenUsed/>
+    <w:rsid w:val="00D75C7C"/>
+    <w:rPr>
+      <w:color w:val="0563C1" w:themeColor="hyperlink"/>
+      <w:u w:val="single"/>
+    </w:rPr>
+  </w:style>
+  <w:style w:type="character" w:styleId="MenoPendente">
+    <w:name w:val="Unresolved Mention"/>
+    <w:basedOn w:val="Fontepargpadro"/>
+    <w:uiPriority w:val="99"/>
+    <w:semiHidden/>
+    <w:unhideWhenUsed/>
+    <w:rsid w:val="00D75C7C"/>
+    <w:rPr>
+      <w:color w:val="605E5C"/>
+      <w:shd w:val="clear" w:color="auto" w:fill="E1DFDD"/>
+    </w:rPr>
+  </w:style>
 </w:styles>
 </file>
 
